--- a/Reports/report_ind_w_2_(Sharandak_F2-25-1).docx
+++ b/Reports/report_ind_w_2_(Sharandak_F2-25-1).docx
@@ -1004,10 +1004,7 @@
         <w:t xml:space="preserve">реалізував </w:t>
       </w:r>
       <w:r>
-        <w:t>розрахун</w:t>
-      </w:r>
-      <w:r>
-        <w:t xml:space="preserve">ок </w:t>
+        <w:t xml:space="preserve">розрахунок </w:t>
       </w:r>
       <w:r>
         <w:t>результату</w:t>
@@ -1147,6 +1144,9 @@
         <w:pStyle w:val="ab"/>
       </w:pPr>
       <w:r>
+        <w:rPr>
+          <w:noProof/>
+        </w:rPr>
         <w:lastRenderedPageBreak/>
         <w:drawing>
           <wp:inline distT="0" distB="0" distL="0" distR="0" wp14:anchorId="1CB9B4EB" wp14:editId="5D0946F5">
@@ -1186,8 +1186,6 @@
       </w:r>
       <w:r>
         <w:br/>
-      </w:r>
-      <w:r>
         <w:t>Рисунок 2.1 – Виведення результату Result_1</w:t>
       </w:r>
     </w:p>
@@ -1196,10 +1194,7 @@
         <w:pStyle w:val="a"/>
       </w:pPr>
       <w:r>
-        <w:t>Організував виконання розрахунку за формулою (2.2)</w:t>
-      </w:r>
-      <w:r>
-        <w:t>:</w:t>
+        <w:t>Організував виконання розрахунку за формулою (2.2):</w:t>
       </w:r>
     </w:p>
     <w:p>
@@ -1573,13 +1568,7 @@
             <w:rPr>
               <w:rFonts w:ascii="Cambria Math" w:hAnsi="Cambria Math"/>
             </w:rPr>
-            <m:t xml:space="preserve"> (2.2)</m:t>
-          </m:r>
-          <m:r>
-            <w:rPr>
-              <w:rFonts w:ascii="Cambria Math" w:hAnsi="Cambria Math"/>
-            </w:rPr>
-            <m:t>;</m:t>
+            <m:t xml:space="preserve"> (2.2);</m:t>
           </m:r>
         </m:oMath>
       </m:oMathPara>
@@ -1605,10 +1594,7 @@
         </w:rPr>
       </w:pPr>
       <w:r>
-        <w:t xml:space="preserve">Лістинг (2.3) </w:t>
-      </w:r>
-      <w:r>
-        <w:t>Реалізація розрахунку результату Result_</w:t>
+        <w:t>Лістинг (2.3) Реалізація розрахунку результату Result_</w:t>
       </w:r>
       <w:r>
         <w:rPr>
@@ -1698,13 +1684,7 @@
         <w:pStyle w:val="a0"/>
       </w:pPr>
       <w:r>
-        <w:t>виконав попереднє тестування програми (рисунок 2.</w:t>
-      </w:r>
-      <w:r>
-        <w:t>2</w:t>
-      </w:r>
-      <w:r>
-        <w:t>).</w:t>
+        <w:t>виконав попереднє тестування програми (рисунок 2.2).</w:t>
       </w:r>
     </w:p>
     <w:p>
@@ -1712,6 +1692,9 @@
         <w:pStyle w:val="ab"/>
       </w:pPr>
       <w:r>
+        <w:rPr>
+          <w:noProof/>
+        </w:rPr>
         <w:drawing>
           <wp:inline distT="0" distB="0" distL="0" distR="0" wp14:anchorId="4CA5867F" wp14:editId="709E2A81">
             <wp:extent cx="6120130" cy="1788795"/>
@@ -1750,18 +1733,7 @@
       </w:r>
       <w:r>
         <w:br/>
-      </w:r>
-      <w:r>
-        <w:t>Рисунок 2.</w:t>
-      </w:r>
-      <w:r>
-        <w:t>2</w:t>
-      </w:r>
-      <w:r>
-        <w:t xml:space="preserve"> – Виведення результату Result_</w:t>
-      </w:r>
-      <w:r>
-        <w:t>2</w:t>
+        <w:t>Рисунок 2.2 – Виведення результату Result_2</w:t>
       </w:r>
     </w:p>
     <w:p>
@@ -2250,13 +2222,7 @@
             <w:rPr>
               <w:rFonts w:ascii="Cambria Math" w:hAnsi="Cambria Math"/>
             </w:rPr>
-            <m:t xml:space="preserve"> (2.3)</m:t>
-          </m:r>
-          <m:r>
-            <w:rPr>
-              <w:rFonts w:ascii="Cambria Math" w:hAnsi="Cambria Math"/>
-            </w:rPr>
-            <m:t>;</m:t>
+            <m:t xml:space="preserve"> (2.3);</m:t>
           </m:r>
         </m:oMath>
       </m:oMathPara>
@@ -2439,13 +2405,7 @@
         <w:pStyle w:val="af3"/>
       </w:pPr>
       <w:r>
-        <w:t xml:space="preserve">    return minuend </w:t>
-      </w:r>
-      <w:r>
-        <w:t>–</w:t>
-      </w:r>
-      <w:r>
-        <w:t xml:space="preserve"> subtrahend</w:t>
+        <w:t xml:space="preserve">    return minuend – subtrahend</w:t>
       </w:r>
     </w:p>
     <w:p>
@@ -2467,6 +2427,9 @@
         <w:pStyle w:val="ab"/>
       </w:pPr>
       <w:r>
+        <w:rPr>
+          <w:noProof/>
+        </w:rPr>
         <w:drawing>
           <wp:inline distT="0" distB="0" distL="0" distR="0" wp14:anchorId="4B811E2A" wp14:editId="22D5EB3D">
             <wp:extent cx="6120130" cy="2012950"/>
@@ -3176,6 +3139,7 @@
       </w:pPr>
       <w:r>
         <w:rPr>
+          <w:noProof/>
           <w:lang w:val="en-US"/>
         </w:rPr>
         <w:drawing>
@@ -4131,10 +4095,7 @@
       <w:r>
         <w:lastRenderedPageBreak/>
         <w:br/>
-        <w:t xml:space="preserve">        </w:t>
-      </w:r>
-      <w:r>
-        <w:t>sin(</w:t>
+        <w:t xml:space="preserve">        sin(</w:t>
       </w:r>
     </w:p>
     <w:p>
@@ -4466,6 +4427,9 @@
         <w:pStyle w:val="ab"/>
       </w:pPr>
       <w:r>
+        <w:rPr>
+          <w:noProof/>
+        </w:rPr>
         <w:lastRenderedPageBreak/>
         <w:drawing>
           <wp:inline distT="0" distB="0" distL="0" distR="0" wp14:anchorId="2EAF9C98" wp14:editId="622D4D82">
@@ -4547,13 +4511,7 @@
     </w:p>
     <w:p>
       <w:r>
-        <w:t>Лістинг 2.</w:t>
-      </w:r>
-      <w:r>
-        <w:t>7</w:t>
-      </w:r>
-      <w:r>
-        <w:t xml:space="preserve"> </w:t>
+        <w:t xml:space="preserve">Лістинг 2.7 </w:t>
       </w:r>
       <w:r>
         <w:t xml:space="preserve">Реалізація </w:t>
@@ -6235,6 +6193,13 @@
         <w:sz w:val="28"/>
         <w:szCs w:val="20"/>
       </w:rPr>
+      <w:t>0</w:t>
+    </w:r>
+    <w:r>
+      <w:rPr>
+        <w:sz w:val="28"/>
+        <w:szCs w:val="20"/>
+      </w:rPr>
       <w:t>2</w:t>
     </w:r>
   </w:p>
@@ -6278,6 +6243,7 @@
     </w:pPr>
     <w:r>
       <w:rPr>
+        <w:noProof/>
         <w:sz w:val="2"/>
         <w:szCs w:val="2"/>
         <w:lang w:eastAsia="ru-RU"/>
@@ -9059,6 +9025,7 @@
   <w:style w:type="character" w:default="1" w:styleId="a3">
     <w:name w:val="Default Paragraph Font"/>
     <w:uiPriority w:val="1"/>
+    <w:semiHidden/>
     <w:unhideWhenUsed/>
   </w:style>
   <w:style w:type="table" w:default="1" w:styleId="a4">
